--- a/python/최종프로젝트/최종발표 자료/최종발표.docx
+++ b/python/최종프로젝트/최종발표 자료/최종발표.docx
@@ -29,9 +29,6 @@
     <w:p>
       <w:pPr>
         <w:ind w:left="440"/>
-        <w:rPr>
-          <w:rFonts w:hint="eastAsia"/>
-        </w:rPr>
       </w:pPr>
       <w:proofErr w:type="spellStart"/>
       <w:r>
@@ -88,9 +85,6 @@
           <w:ilvl w:val="0"/>
           <w:numId w:val="1"/>
         </w:numPr>
-        <w:rPr>
-          <w:rFonts w:hint="eastAsia"/>
-        </w:rPr>
       </w:pPr>
       <w:r>
         <w:rPr>
@@ -154,10 +148,19 @@
       <w:pPr>
         <w:pStyle w:val="a6"/>
         <w:ind w:left="800"/>
-        <w:rPr>
-          <w:rFonts w:hint="eastAsia"/>
-        </w:rPr>
-      </w:pPr>
+      </w:pPr>
+    </w:p>
+    <w:p>
+      <w:pPr>
+        <w:pStyle w:val="a6"/>
+        <w:ind w:left="800"/>
+      </w:pPr>
+      <w:r>
+        <w:rPr>
+          <w:rFonts w:hint="eastAsia"/>
+        </w:rPr>
+        <w:t xml:space="preserve"> </w:t>
+      </w:r>
     </w:p>
     <w:p>
       <w:pPr>
@@ -369,9 +372,6 @@
           <w:ilvl w:val="1"/>
           <w:numId w:val="6"/>
         </w:numPr>
-        <w:rPr>
-          <w:rFonts w:hint="eastAsia"/>
-        </w:rPr>
       </w:pPr>
       <w:r>
         <w:rPr>
@@ -379,26 +379,14 @@
         </w:rPr>
         <w:t>개선 과정</w:t>
       </w:r>
-    </w:p>
-    <w:p/>
-    <w:p>
-      <w:pPr>
-        <w:rPr>
-          <w:rFonts w:hint="eastAsia"/>
-        </w:rPr>
-      </w:pPr>
     </w:p>
     <w:p/>
     <w:p/>
     <w:p/>
     <w:p/>
-    <w:p>
-      <w:pPr>
-        <w:rPr>
-          <w:rFonts w:hint="eastAsia"/>
-        </w:rPr>
-      </w:pPr>
-    </w:p>
+    <w:p/>
+    <w:p/>
+    <w:p/>
     <w:p>
       <w:pPr>
         <w:pStyle w:val="a6"/>
@@ -411,7 +399,6 @@
         <w:rPr>
           <w:rFonts w:hint="eastAsia"/>
         </w:rPr>
-        <w:lastRenderedPageBreak/>
         <w:t xml:space="preserve">결과비교(조회수, </w:t>
       </w:r>
       <w:proofErr w:type="spellStart"/>
@@ -556,9 +543,6 @@
       <w:pPr>
         <w:pStyle w:val="a6"/>
         <w:ind w:left="1160"/>
-        <w:rPr>
-          <w:rFonts w:hint="eastAsia"/>
-        </w:rPr>
       </w:pPr>
     </w:p>
     <w:p>
@@ -568,9 +552,6 @@
           <w:ilvl w:val="0"/>
           <w:numId w:val="6"/>
         </w:numPr>
-        <w:rPr>
-          <w:rFonts w:hint="eastAsia"/>
-        </w:rPr>
       </w:pPr>
       <w:r>
         <w:t>SNS</w:t>
@@ -609,22 +590,13 @@
         <w:rPr>
           <w:rFonts w:hint="eastAsia"/>
         </w:rPr>
-        <w:t xml:space="preserve">유튜브 유입량 비교 </w:t>
-      </w:r>
-      <w:r>
-        <w:rPr>
-          <w:rFonts w:hint="eastAsia"/>
-        </w:rPr>
-        <w:t>7.21~7.31 / 7.10 ~ 7.20</w:t>
+        <w:t>유튜브 유입량 비교 7.21~7.31 / 7.10 ~ 7.20</w:t>
       </w:r>
     </w:p>
     <w:p>
       <w:pPr>
         <w:pStyle w:val="a6"/>
         <w:ind w:left="1160"/>
-        <w:rPr>
-          <w:rFonts w:hint="eastAsia"/>
-        </w:rPr>
       </w:pPr>
     </w:p>
     <w:p>
@@ -649,9 +621,6 @@
           <w:ilvl w:val="1"/>
           <w:numId w:val="6"/>
         </w:numPr>
-        <w:rPr>
-          <w:rFonts w:hint="eastAsia"/>
-        </w:rPr>
       </w:pPr>
       <w:r>
         <w:rPr>
@@ -771,9 +740,6 @@
           <w:ilvl w:val="0"/>
           <w:numId w:val="5"/>
         </w:numPr>
-        <w:rPr>
-          <w:rFonts w:hint="eastAsia"/>
-        </w:rPr>
       </w:pPr>
       <w:r>
         <w:rPr>
